--- a/docs/ergofluids_manuscript_PLOS_ONE.docx
+++ b/docs/ergofluids_manuscript_PLOS_ONE.docx
@@ -246,49 +246,55 @@
         <w:spacing w:line="480" w:lineRule="auto"/>
       </w:pPr>
       <w:r>
-        <w:t xml:space="preserve">Hyaluronan-collagen hydrogels are a widely used biomimetic model for the extracellular matrix that</w:t>
-      </w:r>
-      <w:r>
-        <w:t xml:space="preserve"> </w:t>
-      </w:r>
-      <w:r>
-        <w:t xml:space="preserve">macromolecular drugs must cross in dense tissue, including tumor stroma. Particle transport through</w:t>
-      </w:r>
-      <w:r>
-        <w:t xml:space="preserve"> </w:t>
-      </w:r>
-      <w:r>
-        <w:t xml:space="preserve">these gels is often subdiffusive, and the specific exponent and its dependence on network</w:t>
-      </w:r>
-      <w:r>
-        <w:t xml:space="preserve"> </w:t>
-      </w:r>
-      <w:r>
-        <w:t xml:space="preserve">composition carries information about pore size, crosslinking, and caging behavior. Koopman-operator</w:t>
-      </w:r>
-      <w:r>
-        <w:t xml:space="preserve"> </w:t>
-      </w:r>
-      <w:r>
-        <w:t xml:space="preserve">methods, including Dynamic Mode Decomposition (DMD) and its variants, are increasingly used to</w:t>
-      </w:r>
-      <w:r>
-        <w:t xml:space="preserve"> </w:t>
-      </w:r>
-      <w:r>
-        <w:t xml:space="preserve">extract dynamical structure, including scaling exponents, from time-series data, and Mori-Zwanzig</w:t>
-      </w:r>
-      <w:r>
-        <w:t xml:space="preserve"> </w:t>
-      </w:r>
-      <w:r>
-        <w:t xml:space="preserve">formalisms offer a principled way to add memory effects that plain Markovian DMD misses. Applying</w:t>
-      </w:r>
-      <w:r>
-        <w:t xml:space="preserve"> </w:t>
-      </w:r>
-      <w:r>
-        <w:t xml:space="preserve">these tools to macromolecular transport in tissue-like gels is, to our knowledge, untested. We</w:t>
+        <w:t xml:space="preserve">Hyaluronan-collagen hydrogels are a widely used biomimetic model for the extracellular matrix [1]</w:t>
+      </w:r>
+      <w:r>
+        <w:t xml:space="preserve"> </w:t>
+      </w:r>
+      <w:r>
+        <w:t xml:space="preserve">that macromolecular drugs must cross in dense tissue, including tumor stroma [2]. Particle transport</w:t>
+      </w:r>
+      <w:r>
+        <w:t xml:space="preserve"> </w:t>
+      </w:r>
+      <w:r>
+        <w:t xml:space="preserve">through these gels is often subdiffusive [3], and the specific exponent and its dependence on</w:t>
+      </w:r>
+      <w:r>
+        <w:t xml:space="preserve"> </w:t>
+      </w:r>
+      <w:r>
+        <w:t xml:space="preserve">network composition carries information about pore size, crosslinking, and caging behavior.</w:t>
+      </w:r>
+      <w:r>
+        <w:t xml:space="preserve"> </w:t>
+      </w:r>
+      <w:r>
+        <w:t xml:space="preserve">Koopman-operator methods, including Dynamic Mode Decomposition (DMD) and its variants, are</w:t>
+      </w:r>
+      <w:r>
+        <w:t xml:space="preserve"> </w:t>
+      </w:r>
+      <w:r>
+        <w:t xml:space="preserve">increasingly used to extract dynamical structure, including scaling exponents, from time-series data</w:t>
+      </w:r>
+      <w:r>
+        <w:t xml:space="preserve"> </w:t>
+      </w:r>
+      <w:r>
+        <w:t xml:space="preserve">[4,5], and Mori-Zwanzig formalisms [6,7] offer a principled way to add memory effects that plain</w:t>
+      </w:r>
+      <w:r>
+        <w:t xml:space="preserve"> </w:t>
+      </w:r>
+      <w:r>
+        <w:t xml:space="preserve">Markovian DMD misses. Applying these tools to macromolecular transport in tissue-like gels is, to our</w:t>
+      </w:r>
+      <w:r>
+        <w:t xml:space="preserve"> </w:t>
+      </w:r>
+      <w:r>
+        <w:t xml:space="preserve">knowledge, untested. We</w:t>
       </w:r>
       <w:r>
         <w:t xml:space="preserve"> </w:t>
@@ -384,7 +390,7 @@
         <w:t xml:space="preserve"> </w:t>
       </w:r>
       <w:r>
-        <w:t xml:space="preserve">(HODMD [1]), via the PyDMD implementation [2,3], to a delay-embedded trajectory and recovers alpha from the fitted eigenvalue spectrum</w:t>
+        <w:t xml:space="preserve">(HODMD [8]), via the PyDMD implementation [9,10], to a delay-embedded trajectory and recovers alpha from the fitted eigenvalue spectrum</w:t>
       </w:r>
       <w:r>
         <w:t xml:space="preserve"> </w:t>
@@ -470,7 +476,7 @@
         <w:spacing w:line="480" w:lineRule="auto"/>
       </w:pPr>
       <w:r>
-        <w:t xml:space="preserve">We ported the Mori-Zwanzig Mode Decomposition (MZMD) algorithm described by Woodward et al. [4]</w:t>
+        <w:t xml:space="preserve">We ported the Mori-Zwanzig Mode Decomposition (MZMD) algorithm described by Woodward et al. [11]</w:t>
       </w:r>
       <w:r>
         <w:t xml:space="preserve"> </w:t>
@@ -517,25 +523,25 @@
         <w:spacing w:line="480" w:lineRule="auto"/>
       </w:pPr>
       <w:r>
-        <w:t xml:space="preserve">Gates 0 and 1 used 2D fractional Brownian motion trajectories (150 particles, 80 time steps, 150</w:t>
-      </w:r>
-      <w:r>
-        <w:t xml:space="preserve"> </w:t>
-      </w:r>
-      <w:r>
-        <w:t xml:space="preserve">bootstrap resamples per estimate). Gate 0 tested bootstrap interval calibration (target: 18/20</w:t>
-      </w:r>
-      <w:r>
-        <w:t xml:space="preserve"> </w:t>
-      </w:r>
-      <w:r>
-        <w:t xml:space="preserve">coverage at nominal 90%, at alpha_true in {0.5, 0.7, 1.0}). Gate 1 tested whether the estimators</w:t>
-      </w:r>
-      <w:r>
-        <w:t xml:space="preserve"> </w:t>
-      </w:r>
-      <w:r>
-        <w:t xml:space="preserve">separate two literature-anchored exponent regimes (single-component, alpha ~ 1.0;</w:t>
+        <w:t xml:space="preserve">Gates 0 and 1 used 2D fractional Brownian motion [12] trajectories (150 particles, 80 time steps,</w:t>
+      </w:r>
+      <w:r>
+        <w:t xml:space="preserve"> </w:t>
+      </w:r>
+      <w:r>
+        <w:t xml:space="preserve">150 percentile-bootstrap resamples per estimate [13]). Gate 0 tested bootstrap interval calibration</w:t>
+      </w:r>
+      <w:r>
+        <w:t xml:space="preserve"> </w:t>
+      </w:r>
+      <w:r>
+        <w:t xml:space="preserve">(target: 18/20 coverage at nominal 90%, at alpha_true in {0.5, 0.7, 1.0}). Gate 1 tested whether the</w:t>
+      </w:r>
+      <w:r>
+        <w:t xml:space="preserve"> </w:t>
+      </w:r>
+      <w:r>
+        <w:t xml:space="preserve">estimators separate two literature-anchored exponent regimes (single-component, alpha ~ 1.0;</w:t>
       </w:r>
       <w:r>
         <w:t xml:space="preserve"> </w:t>
@@ -618,7 +624,7 @@
         <w:t xml:space="preserve"> </w:t>
       </w:r>
       <w:r>
-        <w:t xml:space="preserve">digitized two published figures from Burla et al. [5]: Figure 4a (intermediate</w:t>
+        <w:t xml:space="preserve">digitized two published figures from Burla et al. [14]: Figure 4a (intermediate</w:t>
       </w:r>
       <w:r>
         <w:t xml:space="preserve"> </w:t>
@@ -977,7 +983,7 @@
         <w:t xml:space="preserve"> </w:t>
       </w:r>
       <w:r>
-        <w:t xml:space="preserve">form from the single-particle-tracking literature [6], restated in later methods papers, e.g. [7],</w:t>
+        <w:t xml:space="preserve">form from the single-particle-tracking literature [15], restated in later methods papers, e.g. [16],</w:t>
       </w:r>
       <w:r>
         <w:t xml:space="preserve"> </w:t>
@@ -995,7 +1001,7 @@
         <w:t xml:space="preserve"> </w:t>
       </w:r>
       <w:r>
-        <w:t xml:space="preserve">small-sample-corrected AIC (AICc), propagated through the</w:t>
+        <w:t xml:space="preserve">small-sample-corrected AIC (AICc) [17], propagated through the</w:t>
       </w:r>
       <w:r>
         <w:t xml:space="preserve"> </w:t>
@@ -1153,7 +1159,7 @@
         <w:t xml:space="preserve"> </w:t>
       </w:r>
       <w:r>
-        <w:t xml:space="preserve">operator averaging [8], applied to the identical HODMD configuration</w:t>
+        <w:t xml:space="preserve">operator averaging [18], applied to the identical HODMD configuration</w:t>
       </w:r>
       <w:r>
         <w:t xml:space="preserve"> </w:t>
@@ -1174,7 +1180,7 @@
         <w:t xml:space="preserve"> </w:t>
       </w:r>
       <w:r>
-        <w:t xml:space="preserve">(Bagging, Optimized DMD [9,10]), and</w:t>
+        <w:t xml:space="preserve">(Bagging, Optimized DMD [19,20]), and</w:t>
       </w:r>
       <w:r>
         <w:t xml:space="preserve"> </w:t>
@@ -1189,7 +1195,7 @@
         <w:t xml:space="preserve"> </w:t>
       </w:r>
       <w:r>
-        <w:t xml:space="preserve">[11].</w:t>
+        <w:t xml:space="preserve">[21].</w:t>
       </w:r>
       <w:r>
         <w:t xml:space="preserve"> </w:t>
@@ -6120,13 +6126,13 @@
         <w:spacing w:line="480" w:lineRule="auto"/>
       </w:pPr>
       <w:r>
-        <w:t xml:space="preserve">Le Clainche S, Vega JM. Higher order dynamic mode decomposition. SIAM J Appl Dyn Syst.</w:t>
-      </w:r>
-      <w:r>
-        <w:t xml:space="preserve"> </w:t>
-      </w:r>
-      <w:r>
-        <w:t xml:space="preserve">2017;16(2):882-925.</w:t>
+        <w:t xml:space="preserve">Amorim S, Reis CA, Reis RL, Pires RA. Extracellular matrix mimics using hyaluronan-based</w:t>
+      </w:r>
+      <w:r>
+        <w:t xml:space="preserve"> </w:t>
+      </w:r>
+      <w:r>
+        <w:t xml:space="preserve">biomaterials. Trends Biotechnol. 2021;39(1):90-104.</w:t>
       </w:r>
     </w:p>
     <w:p>
@@ -6138,13 +6144,13 @@
         <w:spacing w:line="480" w:lineRule="auto"/>
       </w:pPr>
       <w:r>
-        <w:t xml:space="preserve">Demo N, Tezzele M, Rozza G. PyDMD: Python Dynamic Mode Decomposition. J Open Source Softw.</w:t>
-      </w:r>
-      <w:r>
-        <w:t xml:space="preserve"> </w:t>
-      </w:r>
-      <w:r>
-        <w:t xml:space="preserve">2018;3(22):530.</w:t>
+        <w:t xml:space="preserve">Netti PA, Berk DA, Swartz MA, Grodzinsky AJ, Jain RK. Role of extracellular matrix assembly in</w:t>
+      </w:r>
+      <w:r>
+        <w:t xml:space="preserve"> </w:t>
+      </w:r>
+      <w:r>
+        <w:t xml:space="preserve">interstitial transport in solid tumors. Cancer Res. 2000;60(9):2497-2503.</w:t>
       </w:r>
     </w:p>
     <w:p>
@@ -6156,13 +6162,13 @@
         <w:spacing w:line="480" w:lineRule="auto"/>
       </w:pPr>
       <w:r>
-        <w:t xml:space="preserve">Ichinaga SM, Andreuzzi F, Demo N, Tezzele M, Lapo K, Rozza G, et al. PyDMD: A Python Package for</w:t>
-      </w:r>
-      <w:r>
-        <w:t xml:space="preserve"> </w:t>
-      </w:r>
-      <w:r>
-        <w:t xml:space="preserve">Robust Dynamic Mode Decomposition. J Mach Learn Res. 2024;25.</w:t>
+        <w:t xml:space="preserve">Höfling F, Franosch T. Anomalous transport in the crowded world of biological cells. Rep Prog</w:t>
+      </w:r>
+      <w:r>
+        <w:t xml:space="preserve"> </w:t>
+      </w:r>
+      <w:r>
+        <w:t xml:space="preserve">Phys. 2013;76(4):046602.</w:t>
       </w:r>
     </w:p>
     <w:p>
@@ -6174,13 +6180,13 @@
         <w:spacing w:line="480" w:lineRule="auto"/>
       </w:pPr>
       <w:r>
-        <w:t xml:space="preserve">Woodward M, Lin YT, Tian Y, Hader C, Fasel H, Livescu D. Mori-Zwanzig mode decomposition:</w:t>
-      </w:r>
-      <w:r>
-        <w:t xml:space="preserve"> </w:t>
-      </w:r>
-      <w:r>
-        <w:t xml:space="preserve">Comparison with time-delay embeddings. arXiv:2311.09524 [Preprint]. 2023.</w:t>
+        <w:t xml:space="preserve">Schmid PJ. Dynamic mode decomposition of numerical and experimental data. J Fluid Mech.</w:t>
+      </w:r>
+      <w:r>
+        <w:t xml:space="preserve"> </w:t>
+      </w:r>
+      <w:r>
+        <w:t xml:space="preserve">2010;656:5-28.</w:t>
       </w:r>
     </w:p>
     <w:p>
@@ -6192,13 +6198,13 @@
         <w:spacing w:line="480" w:lineRule="auto"/>
       </w:pPr>
       <w:r>
-        <w:t xml:space="preserve">Burla F, Sentjabrskaja T, Pletikapic G, van Beugen J, Koenderink GH. Particle diffusion in</w:t>
-      </w:r>
-      <w:r>
-        <w:t xml:space="preserve"> </w:t>
-      </w:r>
-      <w:r>
-        <w:t xml:space="preserve">extracellular hydrogels. arXiv:1909.05091 [Preprint]. 2019.</w:t>
+        <w:t xml:space="preserve">Brunton SL, Budišić M, Kaiser E, Kutz JN. Modern Koopman theory for dynamical systems. SIAM Rev.</w:t>
+      </w:r>
+      <w:r>
+        <w:t xml:space="preserve"> </w:t>
+      </w:r>
+      <w:r>
+        <w:t xml:space="preserve">2022;64(2):229-340.</w:t>
       </w:r>
     </w:p>
     <w:p>
@@ -6210,19 +6216,7 @@
         <w:spacing w:line="480" w:lineRule="auto"/>
       </w:pPr>
       <w:r>
-        <w:t xml:space="preserve">Kusumi A, Sako Y, Yamamoto M. Confined lateral diffusion of membrane receptors as studied by</w:t>
-      </w:r>
-      <w:r>
-        <w:t xml:space="preserve"> </w:t>
-      </w:r>
-      <w:r>
-        <w:t xml:space="preserve">single particle tracking (nanovid microscopy). Effects of calcium-induced differentiation in</w:t>
-      </w:r>
-      <w:r>
-        <w:t xml:space="preserve"> </w:t>
-      </w:r>
-      <w:r>
-        <w:t xml:space="preserve">cultured epithelial cells. Biophys J. 1993;65(5):2021-2040.</w:t>
+        <w:t xml:space="preserve">Zwanzig R. Memory effects in irreversible thermodynamics. Phys Rev. 1961;124(4):983-992.</w:t>
       </w:r>
     </w:p>
     <w:p>
@@ -6234,6 +6228,162 @@
         <w:spacing w:line="480" w:lineRule="auto"/>
       </w:pPr>
       <w:r>
+        <w:t xml:space="preserve">Mori H. Transport, collective motion, and Brownian motion. Prog Theor Phys. 1965;33(3):423-455.</w:t>
+      </w:r>
+    </w:p>
+    <w:p>
+      <w:pPr>
+        <w:numPr>
+          <w:ilvl w:val="0"/>
+          <w:numId w:val="1002"/>
+        </w:numPr>
+        <w:spacing w:line="480" w:lineRule="auto"/>
+      </w:pPr>
+      <w:r>
+        <w:t xml:space="preserve">Le Clainche S, Vega JM. Higher order dynamic mode decomposition. SIAM J Appl Dyn Syst.</w:t>
+      </w:r>
+      <w:r>
+        <w:t xml:space="preserve"> </w:t>
+      </w:r>
+      <w:r>
+        <w:t xml:space="preserve">2017;16(2):882-925.</w:t>
+      </w:r>
+    </w:p>
+    <w:p>
+      <w:pPr>
+        <w:numPr>
+          <w:ilvl w:val="0"/>
+          <w:numId w:val="1002"/>
+        </w:numPr>
+        <w:spacing w:line="480" w:lineRule="auto"/>
+      </w:pPr>
+      <w:r>
+        <w:t xml:space="preserve">Demo N, Tezzele M, Rozza G. PyDMD: Python Dynamic Mode Decomposition. J Open Source Softw.</w:t>
+      </w:r>
+      <w:r>
+        <w:t xml:space="preserve"> </w:t>
+      </w:r>
+      <w:r>
+        <w:t xml:space="preserve">2018;3(22):530.</w:t>
+      </w:r>
+    </w:p>
+    <w:p>
+      <w:pPr>
+        <w:numPr>
+          <w:ilvl w:val="0"/>
+          <w:numId w:val="1002"/>
+        </w:numPr>
+        <w:spacing w:line="480" w:lineRule="auto"/>
+      </w:pPr>
+      <w:r>
+        <w:t xml:space="preserve">Ichinaga SM, Andreuzzi F, Demo N, Tezzele M, Lapo K, Rozza G, et al. PyDMD: A Python Package for</w:t>
+      </w:r>
+      <w:r>
+        <w:t xml:space="preserve"> </w:t>
+      </w:r>
+      <w:r>
+        <w:t xml:space="preserve">Robust Dynamic Mode Decomposition. J Mach Learn Res. 2024;25.</w:t>
+      </w:r>
+    </w:p>
+    <w:p>
+      <w:pPr>
+        <w:numPr>
+          <w:ilvl w:val="0"/>
+          <w:numId w:val="1002"/>
+        </w:numPr>
+        <w:spacing w:line="480" w:lineRule="auto"/>
+      </w:pPr>
+      <w:r>
+        <w:t xml:space="preserve">Woodward M, Lin YT, Tian Y, Hader C, Fasel H, Livescu D. Mori-Zwanzig mode decomposition:</w:t>
+      </w:r>
+      <w:r>
+        <w:t xml:space="preserve"> </w:t>
+      </w:r>
+      <w:r>
+        <w:t xml:space="preserve">Comparison with time-delay embeddings. arXiv:2311.09524 [Preprint]. 2023.</w:t>
+      </w:r>
+    </w:p>
+    <w:p>
+      <w:pPr>
+        <w:numPr>
+          <w:ilvl w:val="0"/>
+          <w:numId w:val="1002"/>
+        </w:numPr>
+        <w:spacing w:line="480" w:lineRule="auto"/>
+      </w:pPr>
+      <w:r>
+        <w:t xml:space="preserve">Mandelbrot BB, Van Ness JW. Fractional Brownian motions, fractional noises and applications.</w:t>
+      </w:r>
+      <w:r>
+        <w:t xml:space="preserve"> </w:t>
+      </w:r>
+      <w:r>
+        <w:t xml:space="preserve">SIAM Rev. 1968;10(4):422-437.</w:t>
+      </w:r>
+    </w:p>
+    <w:p>
+      <w:pPr>
+        <w:numPr>
+          <w:ilvl w:val="0"/>
+          <w:numId w:val="1002"/>
+        </w:numPr>
+        <w:spacing w:line="480" w:lineRule="auto"/>
+      </w:pPr>
+      <w:r>
+        <w:t xml:space="preserve">Efron B, Tibshirani RJ. An Introduction to the Bootstrap. New York: Chapman &amp; Hall; 1993.</w:t>
+      </w:r>
+    </w:p>
+    <w:p>
+      <w:pPr>
+        <w:numPr>
+          <w:ilvl w:val="0"/>
+          <w:numId w:val="1002"/>
+        </w:numPr>
+        <w:spacing w:line="480" w:lineRule="auto"/>
+      </w:pPr>
+      <w:r>
+        <w:t xml:space="preserve">Burla F, Sentjabrskaja T, Pletikapic G, van Beugen J, Koenderink GH. Particle diffusion in</w:t>
+      </w:r>
+      <w:r>
+        <w:t xml:space="preserve"> </w:t>
+      </w:r>
+      <w:r>
+        <w:t xml:space="preserve">extracellular hydrogels. arXiv:1909.05091 [Preprint]. 2019.</w:t>
+      </w:r>
+    </w:p>
+    <w:p>
+      <w:pPr>
+        <w:numPr>
+          <w:ilvl w:val="0"/>
+          <w:numId w:val="1002"/>
+        </w:numPr>
+        <w:spacing w:line="480" w:lineRule="auto"/>
+      </w:pPr>
+      <w:r>
+        <w:t xml:space="preserve">Kusumi A, Sako Y, Yamamoto M. Confined lateral diffusion of membrane receptors as studied by</w:t>
+      </w:r>
+      <w:r>
+        <w:t xml:space="preserve"> </w:t>
+      </w:r>
+      <w:r>
+        <w:t xml:space="preserve">single particle tracking (nanovid microscopy). Effects of calcium-induced differentiation in</w:t>
+      </w:r>
+      <w:r>
+        <w:t xml:space="preserve"> </w:t>
+      </w:r>
+      <w:r>
+        <w:t xml:space="preserve">cultured epithelial cells. Biophys J. 1993;65(5):2021-2040.</w:t>
+      </w:r>
+    </w:p>
+    <w:p>
+      <w:pPr>
+        <w:numPr>
+          <w:ilvl w:val="0"/>
+          <w:numId w:val="1002"/>
+        </w:numPr>
+        <w:spacing w:line="480" w:lineRule="auto"/>
+      </w:pPr>
+      <w:r>
         <w:t xml:space="preserve">Fujiwara TK, Iwasawa K, Kalay Z, Tsunoyama TA, Watanabe Y, Umemura YM, et al. Confined diffusion</w:t>
       </w:r>
       <w:r>
@@ -6247,6 +6397,24 @@
       </w:r>
       <w:r>
         <w:t xml:space="preserve">Mol Biol Cell. 2016;27(7):1101-1119.</w:t>
+      </w:r>
+    </w:p>
+    <w:p>
+      <w:pPr>
+        <w:numPr>
+          <w:ilvl w:val="0"/>
+          <w:numId w:val="1002"/>
+        </w:numPr>
+        <w:spacing w:line="480" w:lineRule="auto"/>
+      </w:pPr>
+      <w:r>
+        <w:t xml:space="preserve">Hurvich CM, Tsai CL. Regression and time series model selection in small samples. Biometrika.</w:t>
+      </w:r>
+      <w:r>
+        <w:t xml:space="preserve"> </w:t>
+      </w:r>
+      <w:r>
+        <w:t xml:space="preserve">1989;76(2):297-307.</w:t>
       </w:r>
     </w:p>
     <w:p>

--- a/docs/ergofluids_manuscript_PLOS_ONE.docx
+++ b/docs/ergofluids_manuscript_PLOS_ONE.docx
@@ -2,7 +2,7 @@
 <file path=word/document.xml><?xml version="1.0" encoding="utf-8"?>
 <w:document xmlns:w="http://schemas.openxmlformats.org/wordprocessingml/2006/main" xmlns:m="http://schemas.openxmlformats.org/officeDocument/2006/math" xmlns:r="http://schemas.openxmlformats.org/officeDocument/2006/relationships" xmlns:o="urn:schemas-microsoft-com:office:office" xmlns:v="urn:schemas-microsoft-com:vml" xmlns:w10="urn:schemas-microsoft-com:office:word" xmlns:a="http://schemas.openxmlformats.org/drawingml/2006/main" xmlns:pic="http://schemas.openxmlformats.org/drawingml/2006/picture" xmlns:wp="http://schemas.openxmlformats.org/drawingml/2006/wordprocessingDrawing">
   <w:body>
-    <w:bookmarkStart w:id="45" w:name="X1267813817eface1f54961bf6c2d5bd2916dd31"/>
+    <w:bookmarkStart w:id="46" w:name="X1267813817eface1f54961bf6c2d5bd2916dd31"/>
     <w:p>
       <w:pPr>
         <w:pStyle w:val="Heading1"/>
@@ -1590,7 +1590,7 @@
     </w:p>
     <w:bookmarkEnd w:id="29"/>
     <w:bookmarkEnd w:id="30"/>
-    <w:bookmarkStart w:id="38" w:name="results"/>
+    <w:bookmarkStart w:id="39" w:name="results"/>
     <w:p>
       <w:pPr>
         <w:pStyle w:val="Heading2"/>
@@ -5016,8 +5016,361 @@
       </w:tr>
     </w:tbl>
     <w:bookmarkEnd w:id="37"/>
+    <w:bookmarkStart w:id="38" w:name="external-real-figure-validation-gate-8"/>
+    <w:p>
+      <w:pPr>
+        <w:pStyle w:val="Heading3"/>
+        <w:spacing w:line="480" w:lineRule="auto"/>
+      </w:pPr>
+      <w:r>
+        <w:t xml:space="preserve">3.8 External real-figure validation (Gate 8)</w:t>
+      </w:r>
+    </w:p>
+    <w:p>
+      <w:pPr>
+        <w:pStyle w:val="FirstParagraph"/>
+        <w:spacing w:line="480" w:lineRule="auto"/>
+      </w:pPr>
+      <w:r>
+        <w:t xml:space="preserve">Gate 7 validates the extraction machinery against a synthetic panel with an analytically known</w:t>
+      </w:r>
+      <w:r>
+        <w:t xml:space="preserve"> </w:t>
+      </w:r>
+      <w:r>
+        <w:t xml:space="preserve">calibration; it does not test the tick-mark calibration step itself, since no independent ground</w:t>
+      </w:r>
+      <w:r>
+        <w:t xml:space="preserve"> </w:t>
+      </w:r>
+      <w:r>
+        <w:t xml:space="preserve">truth exists for that step on a real page. As a separate check, the digitization pipeline was</w:t>
+      </w:r>
+      <w:r>
+        <w:t xml:space="preserve"> </w:t>
+      </w:r>
+      <w:r>
+        <w:t xml:space="preserve">generalized into a config-driven tool and tested on a real, external figure never otherwise used in</w:t>
+      </w:r>
+      <w:r>
+        <w:t xml:space="preserve"> </w:t>
+      </w:r>
+      <w:r>
+        <w:t xml:space="preserve">this study: Fig. 1b of Zhao et al. [22], which labels its own 7%-coverage EA-MSD curve’s fitted</w:t>
+      </w:r>
+      <w:r>
+        <w:t xml:space="preserve"> </w:t>
+      </w:r>
+      <w:r>
+        <w:t xml:space="preserve">slope as 0.85. The pipeline, including programmatic tick-mark detection, recovered an exponent of</w:t>
+      </w:r>
+      <w:r>
+        <w:t xml:space="preserve"> </w:t>
+      </w:r>
+      <w:r>
+        <w:t xml:space="preserve">0.852 (Table 6), a difference of 0.002 from the paper’s own stated value.</w:t>
+      </w:r>
+    </w:p>
+    <w:p>
+      <w:pPr>
+        <w:pStyle w:val="BodyText"/>
+        <w:spacing w:line="480" w:lineRule="auto"/>
+      </w:pPr>
+      <w:r>
+        <w:t xml:space="preserve">This test also surfaced a limitation the synthetic case could not: unlike the panels used elsewhere</w:t>
+      </w:r>
+      <w:r>
+        <w:t xml:space="preserve"> </w:t>
+      </w:r>
+      <w:r>
+        <w:t xml:space="preserve">in this study, this figure has no plotted per-point error bars, and a slope-reference annotation</w:t>
+      </w:r>
+      <w:r>
+        <w:t xml:space="preserve"> </w:t>
+      </w:r>
+      <w:r>
+        <w:t xml:space="preserve">line crossing the curve inflated</w:t>
+      </w:r>
+      <w:r>
+        <w:t xml:space="preserve"> </w:t>
+      </w:r>
+      <w:r>
+        <w:rPr>
+          <w:rStyle w:val="VerbatimChar"/>
+        </w:rPr>
+        <w:t xml:space="preserve">reported_error</w:t>
+      </w:r>
+      <w:r>
+        <w:t xml:space="preserve"> </w:t>
+      </w:r>
+      <w:r>
+        <w:t xml:space="preserve">in the region it crosses, producing a wide,</w:t>
+      </w:r>
+      <w:r>
+        <w:t xml:space="preserve"> </w:t>
+      </w:r>
+      <w:r>
+        <w:t xml:space="preserve">asymmetric confidence interval despite the accurate point estimate. The</w:t>
+      </w:r>
+      <w:r>
+        <w:t xml:space="preserve"> </w:t>
+      </w:r>
+      <w:r>
+        <w:rPr>
+          <w:rStyle w:val="VerbatimChar"/>
+        </w:rPr>
+        <w:t xml:space="preserve">y</w:t>
+      </w:r>
+      <w:r>
+        <w:t xml:space="preserve"> </w:t>
+      </w:r>
+      <w:r>
+        <w:t xml:space="preserve">values themselves were</w:t>
+      </w:r>
+      <w:r>
+        <w:t xml:space="preserve"> </w:t>
+      </w:r>
+      <w:r>
+        <w:t xml:space="preserve">unaffected. We report this as a scoped limitation of the uncertainty quantification for bare-marker</w:t>
+      </w:r>
+      <w:r>
+        <w:t xml:space="preserve"> </w:t>
+      </w:r>
+      <w:r>
+        <w:t xml:space="preserve">figures, not of the extraction itself.</w:t>
+      </w:r>
+    </w:p>
+    <w:p>
+      <w:pPr>
+        <w:pStyle w:val="BodyText"/>
+        <w:spacing w:line="480" w:lineRule="auto"/>
+      </w:pPr>
+      <w:r>
+        <w:rPr>
+          <w:bCs/>
+          <w:b/>
+        </w:rPr>
+        <w:t xml:space="preserve">Table 6. Gate 8: real-figure exponent recovery.</w:t>
+      </w:r>
+    </w:p>
+    <w:tbl>
+      <w:tblPr>
+        <w:tblStyle w:val="Table"/>
+        <w:tblW w:type="auto" w:w="0"/>
+        <w:tblLook w:firstRow="1" w:lastRow="0" w:firstColumn="0" w:lastColumn="0" w:noHBand="0" w:noVBand="0" w:val="0020"/>
+        <w:jc w:val="start"/>
+      </w:tblPr>
+      <w:tblGrid>
+        <w:gridCol w:w="3960"/>
+        <w:gridCol w:w="3960"/>
+      </w:tblGrid>
+      <w:tr>
+        <w:trPr>
+          <w:tblHeader w:val="true"/>
+        </w:trPr>
+        <w:tc>
+          <w:tcPr/>
+          <w:p>
+            <w:pPr>
+              <w:pStyle w:val="Compact"/>
+              <w:spacing w:line="480" w:lineRule="auto"/>
+              <w:jc w:val="left"/>
+            </w:pPr>
+            <w:r>
+              <w:t xml:space="preserve">quantity</w:t>
+            </w:r>
+          </w:p>
+        </w:tc>
+        <w:tc>
+          <w:tcPr/>
+          <w:p>
+            <w:pPr>
+              <w:pStyle w:val="Compact"/>
+              <w:spacing w:line="480" w:lineRule="auto"/>
+              <w:jc w:val="left"/>
+            </w:pPr>
+            <w:r>
+              <w:t xml:space="preserve">value</w:t>
+            </w:r>
+          </w:p>
+        </w:tc>
+      </w:tr>
+      <w:tr>
+        <w:tc>
+          <w:tcPr/>
+          <w:p>
+            <w:pPr>
+              <w:pStyle w:val="Compact"/>
+              <w:spacing w:line="480" w:lineRule="auto"/>
+              <w:jc w:val="left"/>
+            </w:pPr>
+            <w:r>
+              <w:t xml:space="preserve">recovered exponent (ssa)</w:t>
+            </w:r>
+          </w:p>
+        </w:tc>
+        <w:tc>
+          <w:tcPr/>
+          <w:p>
+            <w:pPr>
+              <w:pStyle w:val="Compact"/>
+              <w:spacing w:line="480" w:lineRule="auto"/>
+              <w:jc w:val="left"/>
+            </w:pPr>
+            <w:r>
+              <w:t xml:space="preserve">0.852</w:t>
+            </w:r>
+          </w:p>
+        </w:tc>
+      </w:tr>
+      <w:tr>
+        <w:tc>
+          <w:tcPr/>
+          <w:p>
+            <w:pPr>
+              <w:pStyle w:val="Compact"/>
+              <w:spacing w:line="480" w:lineRule="auto"/>
+              <w:jc w:val="left"/>
+            </w:pPr>
+            <w:r>
+              <w:t xml:space="preserve">95% CI</w:t>
+            </w:r>
+          </w:p>
+        </w:tc>
+        <w:tc>
+          <w:tcPr/>
+          <w:p>
+            <w:pPr>
+              <w:pStyle w:val="Compact"/>
+              <w:spacing w:line="480" w:lineRule="auto"/>
+              <w:jc w:val="left"/>
+            </w:pPr>
+            <w:r>
+              <w:t xml:space="preserve">[0.079, 0.869]</w:t>
+            </w:r>
+          </w:p>
+        </w:tc>
+      </w:tr>
+      <w:tr>
+        <w:tc>
+          <w:tcPr/>
+          <w:p>
+            <w:pPr>
+              <w:pStyle w:val="Compact"/>
+              <w:spacing w:line="480" w:lineRule="auto"/>
+              <w:jc w:val="left"/>
+            </w:pPr>
+            <w:r>
+              <w:t xml:space="preserve">paper’s own stated value</w:t>
+            </w:r>
+          </w:p>
+        </w:tc>
+        <w:tc>
+          <w:tcPr/>
+          <w:p>
+            <w:pPr>
+              <w:pStyle w:val="Compact"/>
+              <w:spacing w:line="480" w:lineRule="auto"/>
+              <w:jc w:val="left"/>
+            </w:pPr>
+            <w:r>
+              <w:t xml:space="preserve">0.85</w:t>
+            </w:r>
+          </w:p>
+        </w:tc>
+      </w:tr>
+      <w:tr>
+        <w:tc>
+          <w:tcPr/>
+          <w:p>
+            <w:pPr>
+              <w:pStyle w:val="Compact"/>
+              <w:spacing w:line="480" w:lineRule="auto"/>
+              <w:jc w:val="left"/>
+            </w:pPr>
+            <w:r>
+              <w:t xml:space="preserve">absolute difference</w:t>
+            </w:r>
+          </w:p>
+        </w:tc>
+        <w:tc>
+          <w:tcPr/>
+          <w:p>
+            <w:pPr>
+              <w:pStyle w:val="Compact"/>
+              <w:spacing w:line="480" w:lineRule="auto"/>
+              <w:jc w:val="left"/>
+            </w:pPr>
+            <w:r>
+              <w:t xml:space="preserve">0.002</w:t>
+            </w:r>
+          </w:p>
+        </w:tc>
+      </w:tr>
+    </w:tbl>
+    <w:p>
+      <w:pPr>
+        <w:pStyle w:val="BodyText"/>
+        <w:spacing w:line="480" w:lineRule="auto"/>
+      </w:pPr>
+      <w:r>
+        <w:t xml:space="preserve">A second, independent real-figure test followed, on a different curve, color, and target value in</w:t>
+      </w:r>
+      <w:r>
+        <w:t xml:space="preserve"> </w:t>
+      </w:r>
+      <w:r>
+        <w:t xml:space="preserve">the same paper: Fig. 1d’s blue</w:t>
+      </w:r>
+      <w:r>
+        <w:t xml:space="preserve"> </w:t>
+      </w:r>
+      <w:r>
+        <w:rPr>
+          <w:rStyle w:val="VerbatimChar"/>
+        </w:rPr>
+        <w:t xml:space="preserve">&lt;TA-MSD&gt;</w:t>
+      </w:r>
+      <w:r>
+        <w:t xml:space="preserve"> </w:t>
+      </w:r>
+      <w:r>
+        <w:t xml:space="preserve">curve at the same 7% coverage, labeled 0.98. A first attempt</w:t>
+      </w:r>
+      <w:r>
+        <w:t xml:space="preserve"> </w:t>
+      </w:r>
+      <w:r>
+        <w:t xml:space="preserve">recovered 0.653, a large miss, traced to the panel’s own same-colored slope-reference label text</w:t>
+      </w:r>
+      <w:r>
+        <w:t xml:space="preserve"> </w:t>
+      </w:r>
+      <w:r>
+        <w:t xml:space="preserve">being binned as curve data; generalizing the tool’s single legend-exclusion box into a list of</w:t>
+      </w:r>
+      <w:r>
+        <w:t xml:space="preserve"> </w:t>
+      </w:r>
+      <w:r>
+        <w:t xml:space="preserve">exclusion boxes resolved it. The corrected run recovered 0.918 (95% CI [0.844, 1.345]), a difference</w:t>
+      </w:r>
+      <w:r>
+        <w:t xml:space="preserve"> </w:t>
+      </w:r>
+      <w:r>
+        <w:t xml:space="preserve">of 0.062 from the paper’s stated value. That the two targets (0.85 and 0.98) are far apart rules out</w:t>
+      </w:r>
+      <w:r>
+        <w:t xml:space="preserve"> </w:t>
+      </w:r>
+      <w:r>
+        <w:t xml:space="preserve">the pass being an artifact of the estimator drifting toward one particular number.</w:t>
+      </w:r>
+    </w:p>
     <w:bookmarkEnd w:id="38"/>
-    <w:bookmarkStart w:id="39" w:name="discussion"/>
+    <w:bookmarkEnd w:id="39"/>
+    <w:bookmarkStart w:id="40" w:name="discussion"/>
     <w:p>
       <w:pPr>
         <w:pStyle w:val="Heading2"/>
@@ -5663,8 +6016,47 @@
         <w:t xml:space="preserve">code.</w:t>
       </w:r>
     </w:p>
-    <w:bookmarkEnd w:id="39"/>
-    <w:bookmarkStart w:id="40" w:name="limitations"/>
+    <w:p>
+      <w:pPr>
+        <w:pStyle w:val="BodyText"/>
+        <w:spacing w:line="480" w:lineRule="auto"/>
+      </w:pPr>
+      <w:r>
+        <w:t xml:space="preserve">Since generalized into a config-driven tool, the pipeline was also tested end to end on a real,</w:t>
+      </w:r>
+      <w:r>
+        <w:t xml:space="preserve"> </w:t>
+      </w:r>
+      <w:r>
+        <w:t xml:space="preserve">external figure it had never seen (Gate 8, Section 3.8), recovering the paper’s own stated exponent</w:t>
+      </w:r>
+      <w:r>
+        <w:t xml:space="preserve"> </w:t>
+      </w:r>
+      <w:r>
+        <w:t xml:space="preserve">to within 0.002 while surfacing a genuine, now-documented limitation in uncertainty quantification</w:t>
+      </w:r>
+      <w:r>
+        <w:t xml:space="preserve"> </w:t>
+      </w:r>
+      <w:r>
+        <w:t xml:space="preserve">for figures without plotted error bars. We regard this as a second, independent line of support for</w:t>
+      </w:r>
+      <w:r>
+        <w:t xml:space="preserve"> </w:t>
+      </w:r>
+      <w:r>
+        <w:t xml:space="preserve">the digitization methodology as a reusable contribution, alongside the honest record of where it</w:t>
+      </w:r>
+      <w:r>
+        <w:t xml:space="preserve"> </w:t>
+      </w:r>
+      <w:r>
+        <w:t xml:space="preserve">currently falls short.</w:t>
+      </w:r>
+    </w:p>
+    <w:bookmarkEnd w:id="40"/>
+    <w:bookmarkStart w:id="41" w:name="limitations"/>
     <w:p>
       <w:pPr>
         <w:pStyle w:val="Heading2"/>
@@ -5863,8 +6255,8 @@
         <w:t xml:space="preserve">correct, since no ground truth exists for that step on the real PDF pages.</w:t>
       </w:r>
     </w:p>
-    <w:bookmarkEnd w:id="40"/>
-    <w:bookmarkStart w:id="41" w:name="conclusion"/>
+    <w:bookmarkEnd w:id="41"/>
+    <w:bookmarkStart w:id="42" w:name="conclusion"/>
     <w:p>
       <w:pPr>
         <w:pStyle w:val="Heading2"/>
@@ -5985,8 +6377,8 @@
         <w:t xml:space="preserve">documented extraction-bug history.</w:t>
       </w:r>
     </w:p>
-    <w:bookmarkEnd w:id="41"/>
-    <w:bookmarkStart w:id="42" w:name="competing-interests"/>
+    <w:bookmarkEnd w:id="42"/>
+    <w:bookmarkStart w:id="43" w:name="competing-interests"/>
     <w:p>
       <w:pPr>
         <w:pStyle w:val="Heading2"/>
@@ -6005,8 +6397,8 @@
         <w:t xml:space="preserve">The author declares no competing interests.</w:t>
       </w:r>
     </w:p>
-    <w:bookmarkEnd w:id="42"/>
-    <w:bookmarkStart w:id="43" w:name="data-availability"/>
+    <w:bookmarkEnd w:id="43"/>
+    <w:bookmarkStart w:id="44" w:name="data-availability"/>
     <w:p>
       <w:pPr>
         <w:pStyle w:val="Heading2"/>
@@ -6106,8 +6498,8 @@
         <w:t xml:space="preserve">).</w:t>
       </w:r>
     </w:p>
-    <w:bookmarkEnd w:id="43"/>
-    <w:bookmarkStart w:id="44" w:name="references"/>
+    <w:bookmarkEnd w:id="44"/>
+    <w:bookmarkStart w:id="45" w:name="references"/>
     <w:p>
       <w:pPr>
         <w:pStyle w:val="Heading2"/>
@@ -6495,8 +6887,26 @@
         <w:t xml:space="preserve">analysis. Phys Rev E. 2017;96(3):033310.</w:t>
       </w:r>
     </w:p>
-    <w:bookmarkEnd w:id="44"/>
+    <w:p>
+      <w:pPr>
+        <w:numPr>
+          <w:ilvl w:val="0"/>
+          <w:numId w:val="1002"/>
+        </w:numPr>
+        <w:spacing w:line="480" w:lineRule="auto"/>
+      </w:pPr>
+      <w:r>
+        <w:t xml:space="preserve">Zhao Y, Chen H, Hu M, Xu WS, Wang D. Diffusional aging at water/oil interfaces laden with charged</w:t>
+      </w:r>
+      <w:r>
+        <w:t xml:space="preserve"> </w:t>
+      </w:r>
+      <w:r>
+        <w:t xml:space="preserve">nanoparticles studied by single-molecule tracking. Nat Commun. 2026;17:7149.</w:t>
+      </w:r>
+    </w:p>
     <w:bookmarkEnd w:id="45"/>
+    <w:bookmarkEnd w:id="46"/>
     <w:sectPr>
       <w:footerReference w:type="default" r:id="rId9"/>
       <w:lnNumType w:countBy="1" w:restart="continuous" w:distance="720"/>
